--- a/docs/general-english/A2/build/a21-u08.docx
+++ b/docs/general-english/A2/build/a21-u08.docx
@@ -8485,7 +8485,7 @@
         <w:spacing w:before="0" w:after="120" w:line="276" w:lineRule="auto"/>
       </w:pPr>
       <w:r>
-        <w:t xml:space="preserve">I cannot read music. I can play three songs on a guitar by copying somebody’s fingers, which is not the same thing. I would like to open a page and hear it. I have thought this every year for eleven years and I have never found a Tuesday evening for it. (51 words)</w:t>
+        <w:t xml:space="preserve">I cannot read music. I can play three songs on a guitar by copying somebody’s fingers, which is not the same thing. I would like to open a page and hear it. I thought this every year for eleven years and I never found a Tuesday evening for it. (49 words)</w:t>
       </w:r>
     </w:p>
     <w:p>
@@ -9545,7 +9545,7 @@
         <w:spacing w:before="0" w:after="120" w:line="276" w:lineRule="auto"/>
       </w:pPr>
       <w:r>
-        <w:t xml:space="preserve">Hello — this is Yuki from the top flat. I am sorry to ask when we have only met twice. I have a box coming on Friday afternoon and I cannot be here. Could you possibly take it in? It is small. If you are out or busy, please do not worry about it at all; we can find another day. Thank you either way. Yuki, flat 5 (68 words)</w:t>
+        <w:t xml:space="preserve">Hello — this is Yuki from the top flat. I am sorry to ask when we only met twice. I have a box coming on Friday afternoon and I cannot be here. Could you possibly take it in? It is small. If you are out or busy, please do not worry about it at all; we can find another day. Thank you either way. Yuki, flat 5 (67 words)</w:t>
       </w:r>
     </w:p>
     <w:p>

--- a/docs/general-english/A2/build/a21-u08.docx
+++ b/docs/general-english/A2/build/a21-u08.docx
@@ -47,7 +47,7 @@
       <w:r>
         <w:drawing>
           <wp:inline>
-            <wp:extent cx="3209925" cy="1809750"/>
+            <wp:extent cx="5724525" cy="3228975"/>
             <wp:effectExtent b="0" l="0" r="0" t="0"/>
             <wp:docPr descr="The opening page of Unit 8, Help and Ability: the grammar point is can, can’t and could, and three things the learner will be able to do by the end of the unit." title="" id="21" name="Picture"/>
             <a:graphic>
@@ -68,7 +68,7 @@
                   <pic:spPr bwMode="auto">
                     <a:xfrm>
                       <a:off x="0" y="0"/>
-                      <a:ext cx="3209925" cy="1809750"/>
+                      <a:ext cx="5724525" cy="3228975"/>
                     </a:xfrm>
                     <a:prstGeom prst="rect">
                       <a:avLst/>
@@ -922,7 +922,7 @@
       <w:r>
         <w:drawing>
           <wp:inline>
-            <wp:extent cx="4514850" cy="1809750"/>
+            <wp:extent cx="5724525" cy="2295525"/>
             <wp:effectExtent b="0" l="0" r="0" t="0"/>
             <wp:docPr descr="What each of the six people at number 14 can do: Tomas can take blood, Amina can add in her head, Mr Okonkwo can play the piano, Maya can find any book, Dani can cook for twelve, and Yuki is learning." title="" id="24" name="Picture"/>
             <a:graphic>
@@ -943,7 +943,7 @@
                   <pic:spPr bwMode="auto">
                     <a:xfrm>
                       <a:off x="0" y="0"/>
-                      <a:ext cx="4514850" cy="1809750"/>
+                      <a:ext cx="5724525" cy="2295525"/>
                     </a:xfrm>
                     <a:prstGeom prst="rect">
                       <a:avLst/>
@@ -2305,7 +2305,7 @@
       <w:r>
         <w:drawing>
           <wp:inline>
-            <wp:extent cx="4562475" cy="1809750"/>
+            <wp:extent cx="5724525" cy="2266950"/>
             <wp:effectExtent b="0" l="0" r="0" t="0"/>
             <wp:docPr descr="Six things people learn, each on its own card: swimming, driving, cooking, a language, an instrument and sewing." title="" id="27" name="Picture"/>
             <a:graphic>
@@ -2326,7 +2326,7 @@
                   <pic:spPr bwMode="auto">
                     <a:xfrm>
                       <a:off x="0" y="0"/>
-                      <a:ext cx="4562475" cy="1809750"/>
+                      <a:ext cx="5724525" cy="2266950"/>
                     </a:xfrm>
                     <a:prstGeom prst="rect">
                       <a:avLst/>
@@ -2719,7 +2719,7 @@
       <w:r>
         <w:drawing>
           <wp:inline>
-            <wp:extent cx="4905375" cy="1809750"/>
+            <wp:extent cx="5724525" cy="2114550"/>
             <wp:effectExtent b="0" l="0" r="0" t="0"/>
             <wp:docPr descr="A ladder of ways to ask for something, from the plainest at the bottom to the politest at the top. Five numbered lines run to the right for the learner to write each one." title="" id="30" name="Picture"/>
             <a:graphic>
@@ -2740,7 +2740,7 @@
                   <pic:spPr bwMode="auto">
                     <a:xfrm>
                       <a:off x="0" y="0"/>
-                      <a:ext cx="4905375" cy="1809750"/>
+                      <a:ext cx="5724525" cy="2114550"/>
                     </a:xfrm>
                     <a:prstGeom prst="rect">
                       <a:avLst/>
@@ -4006,7 +4006,7 @@
       <w:r>
         <w:drawing>
           <wp:inline>
-            <wp:extent cx="4381500" cy="1809750"/>
+            <wp:extent cx="5724525" cy="2362200"/>
             <wp:effectExtent b="0" l="0" r="0" t="0"/>
             <wp:docPr descr="The unit’s grammar as two columns. On the left can and can’t, with a mark near now, for what somebody is able to do today. On the right could, with a mark far back, for what somebody was able to do then." title="" id="33" name="Picture"/>
             <a:graphic>
@@ -4027,7 +4027,7 @@
                   <pic:spPr bwMode="auto">
                     <a:xfrm>
                       <a:off x="0" y="0"/>
-                      <a:ext cx="4381500" cy="1809750"/>
+                      <a:ext cx="5724525" cy="2362200"/>
                     </a:xfrm>
                     <a:prstGeom prst="rect">
                       <a:avLst/>
@@ -4694,7 +4694,7 @@
       <w:r>
         <w:drawing>
           <wp:inline>
-            <wp:extent cx="5143500" cy="1533525"/>
+            <wp:extent cx="5724525" cy="1704975"/>
             <wp:effectExtent b="0" l="0" r="0" t="0"/>
             <wp:docPr descr="Yuki’s swimming on a line: she could float at eight, stopped at nine, cannot swim now, can float again by week six, and can swim after a year." title="" id="36" name="Picture"/>
             <a:graphic>
@@ -4715,7 +4715,7 @@
                   <pic:spPr bwMode="auto">
                     <a:xfrm>
                       <a:off x="0" y="0"/>
-                      <a:ext cx="5143500" cy="1533525"/>
+                      <a:ext cx="5724525" cy="1704975"/>
                     </a:xfrm>
                     <a:prstGeom prst="rect">
                       <a:avLst/>
@@ -5479,7 +5479,7 @@
       <w:r>
         <w:drawing>
           <wp:inline>
-            <wp:extent cx="5143500" cy="1685925"/>
+            <wp:extent cx="5724525" cy="1876425"/>
             <wp:effectExtent b="0" l="0" r="0" t="0"/>
             <wp:docPr descr="The three listenings in this unit: Dani asks Amina a favour, Yuki has her first swimming lesson, and Amina describes five people and the favours they ask." title="" id="39" name="Picture"/>
             <a:graphic>
@@ -5500,7 +5500,7 @@
                   <pic:spPr bwMode="auto">
                     <a:xfrm>
                       <a:off x="0" y="0"/>
-                      <a:ext cx="5143500" cy="1685925"/>
+                      <a:ext cx="5724525" cy="1876425"/>
                     </a:xfrm>
                     <a:prstGeom prst="rect">
                       <a:avLst/>
@@ -6599,7 +6599,7 @@
       <w:r>
         <w:drawing>
           <wp:inline>
-            <wp:extent cx="5133975" cy="1809750"/>
+            <wp:extent cx="5724525" cy="2019300"/>
             <wp:effectExtent b="0" l="0" r="0" t="0"/>
             <wp:docPr descr="The two role-play cards side by side. Card A, asking: ask carefully, say exactly what you want, say how long, thank them. Card B, asked: do not say yes at once, say what you can and cannot do, set one condition, agree." title="" id="42" name="Picture"/>
             <a:graphic>
@@ -6620,7 +6620,7 @@
                   <pic:spPr bwMode="auto">
                     <a:xfrm>
                       <a:off x="0" y="0"/>
-                      <a:ext cx="5133975" cy="1809750"/>
+                      <a:ext cx="5724525" cy="2019300"/>
                     </a:xfrm>
                     <a:prstGeom prst="rect">
                       <a:avLst/>
@@ -6876,7 +6876,7 @@
       <w:r>
         <w:drawing>
           <wp:inline>
-            <wp:extent cx="5143500" cy="1171575"/>
+            <wp:extent cx="5724525" cy="1304925"/>
             <wp:effectExtent b="0" l="0" r="0" t="0"/>
             <wp:docPr descr="Learning a skill in five stages, each with an arrow to the next: week one, being clearly bad, week six, a little better, and one year. The first six weeks are the part most adults never get past." title="" id="45" name="Picture"/>
             <a:graphic>
@@ -6897,7 +6897,7 @@
                   <pic:spPr bwMode="auto">
                     <a:xfrm>
                       <a:off x="0" y="0"/>
-                      <a:ext cx="5143500" cy="1171575"/>
+                      <a:ext cx="5724525" cy="1304925"/>
                     </a:xfrm>
                     <a:prstGeom prst="rect">
                       <a:avLst/>
@@ -7745,7 +7745,7 @@
       <w:r>
         <w:drawing>
           <wp:inline>
-            <wp:extent cx="5143500" cy="1409700"/>
+            <wp:extent cx="5724525" cy="1571625"/>
             <wp:effectExtent b="0" l="0" r="0" t="0"/>
             <wp:docPr descr="Three ways people teach each other: a language exchange where each speaks for thirty minutes and nobody pays, an evening college in almost every town in Finland, and libraries in Canada that lend a bike, a drill or an hour with a tutor." title="" id="48" name="Picture"/>
             <a:graphic>
@@ -7766,7 +7766,7 @@
                   <pic:spPr bwMode="auto">
                     <a:xfrm>
                       <a:off x="0" y="0"/>
-                      <a:ext cx="5143500" cy="1409700"/>
+                      <a:ext cx="5724525" cy="1571625"/>
                     </a:xfrm>
                     <a:prstGeom prst="rect">
                       <a:avLst/>
@@ -7982,7 +7982,7 @@
       <w:r>
         <w:drawing>
           <wp:inline>
-            <wp:extent cx="5143500" cy="1685925"/>
+            <wp:extent cx="5724525" cy="1876425"/>
             <wp:effectExtent b="0" l="0" r="0" t="0"/>
             <wp:docPr descr="The shape of the paragraph the learner is about to write, in four steps: what you can do, how you learned it, what you can do now, and what you still cannot do." title="" id="51" name="Picture"/>
             <a:graphic>
@@ -8003,7 +8003,7 @@
                   <pic:spPr bwMode="auto">
                     <a:xfrm>
                       <a:off x="0" y="0"/>
-                      <a:ext cx="5143500" cy="1685925"/>
+                      <a:ext cx="5724525" cy="1876425"/>
                     </a:xfrm>
                     <a:prstGeom prst="rect">
                       <a:avLst/>
@@ -8580,7 +8580,7 @@
       <w:r>
         <w:drawing>
           <wp:inline>
-            <wp:extent cx="5143500" cy="1771650"/>
+            <wp:extent cx="5724525" cy="1971675"/>
             <wp:effectExtent b="0" l="0" r="0" t="0"/>
             <wp:docPr descr="Four things you say when you ask or refuse, each with an arrow to what it does: asking for help, saying yes to part of it, saying no clearly and kindly, and leaving the door open." title="" id="54" name="Picture"/>
             <a:graphic>
@@ -8601,7 +8601,7 @@
                   <pic:spPr bwMode="auto">
                     <a:xfrm>
                       <a:off x="0" y="0"/>
-                      <a:ext cx="5143500" cy="1771650"/>
+                      <a:ext cx="5724525" cy="1971675"/>
                     </a:xfrm>
                     <a:prstGeom prst="rect">
                       <a:avLst/>
@@ -9620,7 +9620,7 @@
       <w:r>
         <w:drawing>
           <wp:inline>
-            <wp:extent cx="5143500" cy="1571625"/>
+            <wp:extent cx="5724525" cy="1752600"/>
             <wp:effectExtent b="0" l="0" r="0" t="0"/>
             <wp:docPr descr="What a library used to lend and what it lends now. Then: books, a card and quiet. Now: a drill, a bike or a ladder, a small membership, and somebody who teaches you how to use it." title="" id="57" name="Picture"/>
             <a:graphic>
@@ -9641,7 +9641,7 @@
                   <pic:spPr bwMode="auto">
                     <a:xfrm>
                       <a:off x="0" y="0"/>
-                      <a:ext cx="5143500" cy="1571625"/>
+                      <a:ext cx="5724525" cy="1752600"/>
                     </a:xfrm>
                     <a:prstGeom prst="rect">
                       <a:avLst/>
@@ -10856,7 +10856,7 @@
       <w:r>
         <w:drawing>
           <wp:inline>
-            <wp:extent cx="5143500" cy="1543050"/>
+            <wp:extent cx="5724525" cy="1724025"/>
             <wp:effectExtent b="0" l="0" r="0" t="0"/>
             <wp:docPr descr="The five Can-Do lines of the unit as a strip with a box to tick beside each, the last one marked Plus." title="" id="60" name="Picture"/>
             <a:graphic>
@@ -10877,7 +10877,7 @@
                   <pic:spPr bwMode="auto">
                     <a:xfrm>
                       <a:off x="0" y="0"/>
-                      <a:ext cx="5143500" cy="1543050"/>
+                      <a:ext cx="5724525" cy="1724025"/>
                     </a:xfrm>
                     <a:prstGeom prst="rect">
                       <a:avLst/>
